--- a/syllabus.docx
+++ b/syllabus.docx
@@ -1118,7 +1118,7 @@
                 <w:sz w:val="20"/>
                 <w:szCs w:val="20"/>
               </w:rPr>
-              <w:t>Node.js + Appium + WinAppDriver</w:t>
+              <w:t>Node.js + Appium + NovaWindows driver</w:t>
             </w:r>
           </w:p>
         </w:tc>
